--- a/data/outputs/v2/Core_Mathematics/SS3.2_Probability_I/Core_Mathematics_Probability_I_SummaryTable.docx
+++ b/data/outputs/v2/Core_Mathematics/SS3.2_Probability_I/Core_Mathematics_Probability_I_SummaryTable.docx
@@ -38,6 +38,177 @@
           <w:szCs w:val="22"/>
         </w:rPr>
         <w:t xml:space="preserve">Sub-Strand 3.2: Probability I — Teacher Reference (Pre-filled)</w:t>
+      </w:r>
+    </w:p>
+    <w:p>
+      <w:pPr>
+        <w:spacing w:after="80" w:before="120"/>
+      </w:pPr>
+      <w:r>
+        <w:rPr>
+          <w:rFonts w:ascii="Arial" w:cs="Arial" w:eastAsia="Arial" w:hAnsi="Arial"/>
+          <w:b/>
+          <w:bCs/>
+          <w:color w:val="1F3864"/>
+          <w:sz w:val="20"/>
+          <w:szCs w:val="20"/>
+        </w:rPr>
+        <w:t xml:space="preserve">ATTRIBUTION AND LICENSING</w:t>
+      </w:r>
+    </w:p>
+    <w:p>
+      <w:pPr>
+        <w:spacing w:after="60" w:before="0"/>
+      </w:pPr>
+      <w:r>
+        <w:rPr>
+          <w:rFonts w:ascii="Arial" w:cs="Arial" w:eastAsia="Arial" w:hAnsi="Arial"/>
+          <w:b/>
+          <w:bCs/>
+          <w:sz w:val="17"/>
+          <w:szCs w:val="17"/>
+        </w:rPr>
+        <w:t xml:space="preserve">Curriculum Alignment: </w:t>
+      </w:r>
+      <w:r>
+        <w:rPr>
+          <w:rFonts w:ascii="Arial" w:cs="Arial" w:eastAsia="Arial" w:hAnsi="Arial"/>
+          <w:sz w:val="17"/>
+          <w:szCs w:val="17"/>
+        </w:rPr>
+        <w:t xml:space="preserve">Structured in pedagogical alignment with the competence-based curriculum format and learning outcomes established by the Kenya Institute of Curriculum Development (KICD). This material is independently developed and is not officially endorsed or published by KICD.</w:t>
+      </w:r>
+    </w:p>
+    <w:p>
+      <w:pPr>
+        <w:spacing w:after="60" w:before="0"/>
+      </w:pPr>
+      <w:r>
+        <w:rPr>
+          <w:rFonts w:ascii="Arial" w:cs="Arial" w:eastAsia="Arial" w:hAnsi="Arial"/>
+          <w:b/>
+          <w:bCs/>
+          <w:sz w:val="17"/>
+          <w:szCs w:val="17"/>
+        </w:rPr>
+        <w:t xml:space="preserve">Content &amp; Pedagogy: </w:t>
+      </w:r>
+      <w:r>
+        <w:rPr>
+          <w:rFonts w:ascii="Arial" w:cs="Arial" w:eastAsia="Arial" w:hAnsi="Arial"/>
+          <w:sz w:val="17"/>
+          <w:szCs w:val="17"/>
+        </w:rPr>
+        <w:t xml:space="preserve">Developed and adapted by the educator team at SeaVuria (registered 501(c)(3) in the United States and registered NGO in Kenya, No. 872-850A-BF11), who designed the pedagogical framework, lesson templates and exemplar lessons on which this material is based.</w:t>
+      </w:r>
+    </w:p>
+    <w:p>
+      <w:pPr>
+        <w:spacing w:after="60" w:before="0"/>
+      </w:pPr>
+      <w:r>
+        <w:rPr>
+          <w:rFonts w:ascii="Arial" w:cs="Arial" w:eastAsia="Arial" w:hAnsi="Arial"/>
+          <w:b/>
+          <w:bCs/>
+          <w:sz w:val="17"/>
+          <w:szCs w:val="17"/>
+        </w:rPr>
+        <w:t xml:space="preserve">Production &amp; Layout: </w:t>
+      </w:r>
+      <w:r>
+        <w:rPr>
+          <w:rFonts w:ascii="Arial" w:cs="Arial" w:eastAsia="Arial" w:hAnsi="Arial"/>
+          <w:sz w:val="17"/>
+          <w:szCs w:val="17"/>
+        </w:rPr>
+        <w:t xml:space="preserve">Educational design and curriculum sequencing by SeaVuria. Technical layout, structural formatting, and digital optimization/implementation executed in partnership with ARES Education (registered 501(c)(3) in the United States and Canada (as Afretech Aid) and registered NGO in Kenya), with lesson drafting and compilation assisted by AI (Claude, Anthropic).</w:t>
+      </w:r>
+    </w:p>
+    <w:p>
+      <w:pPr>
+        <w:pBdr>
+          <w:bottom w:val="single" w:color="1F3864" w:sz="6" w:space="6"/>
+        </w:pBdr>
+        <w:spacing w:after="60" w:before="0"/>
+      </w:pPr>
+      <w:r>
+        <w:rPr>
+          <w:rFonts w:ascii="Arial" w:cs="Arial" w:eastAsia="Arial" w:hAnsi="Arial"/>
+          <w:b/>
+          <w:bCs/>
+          <w:sz w:val="17"/>
+          <w:szCs w:val="17"/>
+        </w:rPr>
+        <w:t xml:space="preserve">Licensing &amp; Copyright: </w:t>
+      </w:r>
+      <w:r>
+        <w:rPr>
+          <w:rFonts w:ascii="Arial" w:cs="Arial" w:eastAsia="Arial" w:hAnsi="Arial"/>
+          <w:sz w:val="17"/>
+          <w:szCs w:val="17"/>
+        </w:rPr>
+        <w:t xml:space="preserve">© 2026 SeaVuria and ARES. This work is licensed under a </w:t>
+      </w:r>
+      <w:hyperlink w:history="1" r:id="rIdiayphh5oozekstcyj3uby">
+        <w:r>
+          <w:rPr>
+            <w:rFonts w:ascii="Arial" w:cs="Arial" w:eastAsia="Arial" w:hAnsi="Arial"/>
+            <w:color w:val="1F6B75"/>
+            <w:sz w:val="17"/>
+            <w:szCs w:val="17"/>
+            <w:u w:val="single" w:color="1F6B75"/>
+          </w:rPr>
+          <w:t xml:space="preserve">Creative Commons Attribution-NonCommercial 4.0 International License</w:t>
+        </w:r>
+      </w:hyperlink>
+      <w:r>
+        <w:rPr>
+          <w:rFonts w:ascii="Arial" w:cs="Arial" w:eastAsia="Arial" w:hAnsi="Arial"/>
+          <w:sz w:val="17"/>
+          <w:szCs w:val="17"/>
+        </w:rPr>
+        <w:t xml:space="preserve"> (</w:t>
+      </w:r>
+      <w:hyperlink w:history="1" r:id="rId2llnmegwytmi3swhqzp72">
+        <w:r>
+          <w:rPr>
+            <w:rFonts w:ascii="Arial" w:cs="Arial" w:eastAsia="Arial" w:hAnsi="Arial"/>
+            <w:color w:val="1F6B75"/>
+            <w:sz w:val="17"/>
+            <w:szCs w:val="17"/>
+            <w:u w:val="single" w:color="1F6B75"/>
+          </w:rPr>
+          <w:t xml:space="preserve">CC BY-NC 4.0</w:t>
+        </w:r>
+      </w:hyperlink>
+      <w:r>
+        <w:rPr>
+          <w:rFonts w:ascii="Arial" w:cs="Arial" w:eastAsia="Arial" w:hAnsi="Arial"/>
+          <w:sz w:val="17"/>
+          <w:szCs w:val="17"/>
+        </w:rPr>
+        <w:t xml:space="preserve">). To view a copy of this license, visit </w:t>
+      </w:r>
+      <w:hyperlink w:history="1" r:id="rIdnls68ccm2ll6v1s17zfnm">
+        <w:r>
+          <w:rPr>
+            <w:rFonts w:ascii="Arial" w:cs="Arial" w:eastAsia="Arial" w:hAnsi="Arial"/>
+            <w:color w:val="1F6B75"/>
+            <w:sz w:val="17"/>
+            <w:szCs w:val="17"/>
+            <w:u w:val="single" w:color="1F6B75"/>
+          </w:rPr>
+          <w:t xml:space="preserve">https://creativecommons.org/licenses/by-nc/4.0/</w:t>
+        </w:r>
+      </w:hyperlink>
+      <w:r>
+        <w:rPr>
+          <w:rFonts w:ascii="Arial" w:cs="Arial" w:eastAsia="Arial" w:hAnsi="Arial"/>
+          <w:sz w:val="17"/>
+          <w:szCs w:val="17"/>
+        </w:rPr>
+        <w:t xml:space="preserve">. You are free to copy, redistribute, and adapt this material in any medium or format, provided appropriate credit is given and the material is not used for commercial purposes. KICD learning outcomes and curriculum designations reproduced here for alignment purposes remain the property of KICD and are not covered by this license. Linked external resources (e.g. CK-12, Khan Academy, PhET) are subject to their own licenses.</w:t>
       </w:r>
     </w:p>
     <w:p>

--- a/data/outputs/v2/Core_Mathematics/SS3.2_Probability_I/Core_Mathematics_Probability_I_SummaryTable.docx
+++ b/data/outputs/v2/Core_Mathematics/SS3.2_Probability_I/Core_Mathematics_Probability_I_SummaryTable.docx
@@ -38,177 +38,6 @@
           <w:szCs w:val="22"/>
         </w:rPr>
         <w:t xml:space="preserve">Sub-Strand 3.2: Probability I — Teacher Reference (Pre-filled)</w:t>
-      </w:r>
-    </w:p>
-    <w:p>
-      <w:pPr>
-        <w:spacing w:after="80" w:before="120"/>
-      </w:pPr>
-      <w:r>
-        <w:rPr>
-          <w:rFonts w:ascii="Arial" w:cs="Arial" w:eastAsia="Arial" w:hAnsi="Arial"/>
-          <w:b/>
-          <w:bCs/>
-          <w:color w:val="1F3864"/>
-          <w:sz w:val="20"/>
-          <w:szCs w:val="20"/>
-        </w:rPr>
-        <w:t xml:space="preserve">ATTRIBUTION AND LICENSING</w:t>
-      </w:r>
-    </w:p>
-    <w:p>
-      <w:pPr>
-        <w:spacing w:after="60" w:before="0"/>
-      </w:pPr>
-      <w:r>
-        <w:rPr>
-          <w:rFonts w:ascii="Arial" w:cs="Arial" w:eastAsia="Arial" w:hAnsi="Arial"/>
-          <w:b/>
-          <w:bCs/>
-          <w:sz w:val="17"/>
-          <w:szCs w:val="17"/>
-        </w:rPr>
-        <w:t xml:space="preserve">Curriculum Alignment: </w:t>
-      </w:r>
-      <w:r>
-        <w:rPr>
-          <w:rFonts w:ascii="Arial" w:cs="Arial" w:eastAsia="Arial" w:hAnsi="Arial"/>
-          <w:sz w:val="17"/>
-          <w:szCs w:val="17"/>
-        </w:rPr>
-        <w:t xml:space="preserve">Structured in pedagogical alignment with the competence-based curriculum format and learning outcomes established by the Kenya Institute of Curriculum Development (KICD). This material is independently developed and is not officially endorsed or published by KICD.</w:t>
-      </w:r>
-    </w:p>
-    <w:p>
-      <w:pPr>
-        <w:spacing w:after="60" w:before="0"/>
-      </w:pPr>
-      <w:r>
-        <w:rPr>
-          <w:rFonts w:ascii="Arial" w:cs="Arial" w:eastAsia="Arial" w:hAnsi="Arial"/>
-          <w:b/>
-          <w:bCs/>
-          <w:sz w:val="17"/>
-          <w:szCs w:val="17"/>
-        </w:rPr>
-        <w:t xml:space="preserve">Content &amp; Pedagogy: </w:t>
-      </w:r>
-      <w:r>
-        <w:rPr>
-          <w:rFonts w:ascii="Arial" w:cs="Arial" w:eastAsia="Arial" w:hAnsi="Arial"/>
-          <w:sz w:val="17"/>
-          <w:szCs w:val="17"/>
-        </w:rPr>
-        <w:t xml:space="preserve">Developed and adapted by the educator team at SeaVuria (registered 501(c)(3) in the United States and registered NGO in Kenya, No. 872-850A-BF11), who designed the pedagogical framework, lesson templates and exemplar lessons on which this material is based.</w:t>
-      </w:r>
-    </w:p>
-    <w:p>
-      <w:pPr>
-        <w:spacing w:after="60" w:before="0"/>
-      </w:pPr>
-      <w:r>
-        <w:rPr>
-          <w:rFonts w:ascii="Arial" w:cs="Arial" w:eastAsia="Arial" w:hAnsi="Arial"/>
-          <w:b/>
-          <w:bCs/>
-          <w:sz w:val="17"/>
-          <w:szCs w:val="17"/>
-        </w:rPr>
-        <w:t xml:space="preserve">Production &amp; Layout: </w:t>
-      </w:r>
-      <w:r>
-        <w:rPr>
-          <w:rFonts w:ascii="Arial" w:cs="Arial" w:eastAsia="Arial" w:hAnsi="Arial"/>
-          <w:sz w:val="17"/>
-          <w:szCs w:val="17"/>
-        </w:rPr>
-        <w:t xml:space="preserve">Educational design and curriculum sequencing by SeaVuria. Technical layout, structural formatting, and digital optimization/implementation executed in partnership with ARES Education (registered 501(c)(3) in the United States and Canada (as Afretech Aid) and registered NGO in Kenya), with lesson drafting and compilation assisted by AI (Claude, Anthropic).</w:t>
-      </w:r>
-    </w:p>
-    <w:p>
-      <w:pPr>
-        <w:pBdr>
-          <w:bottom w:val="single" w:color="1F3864" w:sz="6" w:space="6"/>
-        </w:pBdr>
-        <w:spacing w:after="60" w:before="0"/>
-      </w:pPr>
-      <w:r>
-        <w:rPr>
-          <w:rFonts w:ascii="Arial" w:cs="Arial" w:eastAsia="Arial" w:hAnsi="Arial"/>
-          <w:b/>
-          <w:bCs/>
-          <w:sz w:val="17"/>
-          <w:szCs w:val="17"/>
-        </w:rPr>
-        <w:t xml:space="preserve">Licensing &amp; Copyright: </w:t>
-      </w:r>
-      <w:r>
-        <w:rPr>
-          <w:rFonts w:ascii="Arial" w:cs="Arial" w:eastAsia="Arial" w:hAnsi="Arial"/>
-          <w:sz w:val="17"/>
-          <w:szCs w:val="17"/>
-        </w:rPr>
-        <w:t xml:space="preserve">© 2026 SeaVuria and ARES. This work is licensed under a </w:t>
-      </w:r>
-      <w:hyperlink w:history="1" r:id="rIdiayphh5oozekstcyj3uby">
-        <w:r>
-          <w:rPr>
-            <w:rFonts w:ascii="Arial" w:cs="Arial" w:eastAsia="Arial" w:hAnsi="Arial"/>
-            <w:color w:val="1F6B75"/>
-            <w:sz w:val="17"/>
-            <w:szCs w:val="17"/>
-            <w:u w:val="single" w:color="1F6B75"/>
-          </w:rPr>
-          <w:t xml:space="preserve">Creative Commons Attribution-NonCommercial 4.0 International License</w:t>
-        </w:r>
-      </w:hyperlink>
-      <w:r>
-        <w:rPr>
-          <w:rFonts w:ascii="Arial" w:cs="Arial" w:eastAsia="Arial" w:hAnsi="Arial"/>
-          <w:sz w:val="17"/>
-          <w:szCs w:val="17"/>
-        </w:rPr>
-        <w:t xml:space="preserve"> (</w:t>
-      </w:r>
-      <w:hyperlink w:history="1" r:id="rId2llnmegwytmi3swhqzp72">
-        <w:r>
-          <w:rPr>
-            <w:rFonts w:ascii="Arial" w:cs="Arial" w:eastAsia="Arial" w:hAnsi="Arial"/>
-            <w:color w:val="1F6B75"/>
-            <w:sz w:val="17"/>
-            <w:szCs w:val="17"/>
-            <w:u w:val="single" w:color="1F6B75"/>
-          </w:rPr>
-          <w:t xml:space="preserve">CC BY-NC 4.0</w:t>
-        </w:r>
-      </w:hyperlink>
-      <w:r>
-        <w:rPr>
-          <w:rFonts w:ascii="Arial" w:cs="Arial" w:eastAsia="Arial" w:hAnsi="Arial"/>
-          <w:sz w:val="17"/>
-          <w:szCs w:val="17"/>
-        </w:rPr>
-        <w:t xml:space="preserve">). To view a copy of this license, visit </w:t>
-      </w:r>
-      <w:hyperlink w:history="1" r:id="rIdnls68ccm2ll6v1s17zfnm">
-        <w:r>
-          <w:rPr>
-            <w:rFonts w:ascii="Arial" w:cs="Arial" w:eastAsia="Arial" w:hAnsi="Arial"/>
-            <w:color w:val="1F6B75"/>
-            <w:sz w:val="17"/>
-            <w:szCs w:val="17"/>
-            <w:u w:val="single" w:color="1F6B75"/>
-          </w:rPr>
-          <w:t xml:space="preserve">https://creativecommons.org/licenses/by-nc/4.0/</w:t>
-        </w:r>
-      </w:hyperlink>
-      <w:r>
-        <w:rPr>
-          <w:rFonts w:ascii="Arial" w:cs="Arial" w:eastAsia="Arial" w:hAnsi="Arial"/>
-          <w:sz w:val="17"/>
-          <w:szCs w:val="17"/>
-        </w:rPr>
-        <w:t xml:space="preserve">. You are free to copy, redistribute, and adapt this material in any medium or format, provided appropriate credit is given and the material is not used for commercial purposes. KICD learning outcomes and curriculum designations reproduced here for alignment purposes remain the property of KICD and are not covered by this license. Linked external resources (e.g. CK-12, Khan Academy, PhET) are subject to their own licenses.</w:t>
       </w:r>
     </w:p>
     <w:p>
@@ -1848,6 +1677,185 @@
         </w:tc>
       </w:tr>
     </w:tbl>
+    <w:p>
+      <w:pPr>
+        <w:spacing w:after="120"/>
+      </w:pPr>
+      <w:r>
+        <w:t xml:space="preserve"/>
+      </w:r>
+    </w:p>
+    <w:p>
+      <w:pPr>
+        <w:spacing w:after="80" w:before="120"/>
+      </w:pPr>
+      <w:r>
+        <w:rPr>
+          <w:rFonts w:ascii="Arial" w:cs="Arial" w:eastAsia="Arial" w:hAnsi="Arial"/>
+          <w:b/>
+          <w:bCs/>
+          <w:color w:val="1F3864"/>
+          <w:sz w:val="20"/>
+          <w:szCs w:val="20"/>
+        </w:rPr>
+        <w:t xml:space="preserve">ATTRIBUTION AND LICENSING</w:t>
+      </w:r>
+    </w:p>
+    <w:p>
+      <w:pPr>
+        <w:spacing w:after="60" w:before="0"/>
+      </w:pPr>
+      <w:r>
+        <w:rPr>
+          <w:rFonts w:ascii="Arial" w:cs="Arial" w:eastAsia="Arial" w:hAnsi="Arial"/>
+          <w:b/>
+          <w:bCs/>
+          <w:sz w:val="17"/>
+          <w:szCs w:val="17"/>
+        </w:rPr>
+        <w:t xml:space="preserve">Curriculum Alignment: </w:t>
+      </w:r>
+      <w:r>
+        <w:rPr>
+          <w:rFonts w:ascii="Arial" w:cs="Arial" w:eastAsia="Arial" w:hAnsi="Arial"/>
+          <w:sz w:val="17"/>
+          <w:szCs w:val="17"/>
+        </w:rPr>
+        <w:t xml:space="preserve">Structured in pedagogical alignment with the competence-based curriculum format and learning outcomes established by the Kenya Institute of Curriculum Development (KICD). This material is independently developed and is not officially endorsed or published by KICD.</w:t>
+      </w:r>
+    </w:p>
+    <w:p>
+      <w:pPr>
+        <w:spacing w:after="60" w:before="0"/>
+      </w:pPr>
+      <w:r>
+        <w:rPr>
+          <w:rFonts w:ascii="Arial" w:cs="Arial" w:eastAsia="Arial" w:hAnsi="Arial"/>
+          <w:b/>
+          <w:bCs/>
+          <w:sz w:val="17"/>
+          <w:szCs w:val="17"/>
+        </w:rPr>
+        <w:t xml:space="preserve">Content &amp; Pedagogy: </w:t>
+      </w:r>
+      <w:r>
+        <w:rPr>
+          <w:rFonts w:ascii="Arial" w:cs="Arial" w:eastAsia="Arial" w:hAnsi="Arial"/>
+          <w:sz w:val="17"/>
+          <w:szCs w:val="17"/>
+        </w:rPr>
+        <w:t xml:space="preserve">Developed and adapted by the educator team at SeaVuria (registered 501(c)(3) in the United States and registered NGO in Kenya, No. 872-850A-BF11), who designed the pedagogical framework, lesson templates and exemplar lessons on which this material is based.</w:t>
+      </w:r>
+    </w:p>
+    <w:p>
+      <w:pPr>
+        <w:spacing w:after="60" w:before="0"/>
+      </w:pPr>
+      <w:r>
+        <w:rPr>
+          <w:rFonts w:ascii="Arial" w:cs="Arial" w:eastAsia="Arial" w:hAnsi="Arial"/>
+          <w:b/>
+          <w:bCs/>
+          <w:sz w:val="17"/>
+          <w:szCs w:val="17"/>
+        </w:rPr>
+        <w:t xml:space="preserve">Production &amp; Layout: </w:t>
+      </w:r>
+      <w:r>
+        <w:rPr>
+          <w:rFonts w:ascii="Arial" w:cs="Arial" w:eastAsia="Arial" w:hAnsi="Arial"/>
+          <w:sz w:val="17"/>
+          <w:szCs w:val="17"/>
+        </w:rPr>
+        <w:t xml:space="preserve">Educational design and curriculum sequencing by SeaVuria. Technical layout, structural formatting, and digital optimization/implementation executed in partnership with ARES Education (registered 501(c)(3) in the United States and Canada (as Afretech Aid) and registered NGO in Kenya), with lesson drafting and compilation assisted by AI (Claude, Anthropic).</w:t>
+      </w:r>
+    </w:p>
+    <w:p>
+      <w:pPr>
+        <w:pBdr>
+          <w:bottom w:val="single" w:color="1F3864" w:sz="6" w:space="6"/>
+        </w:pBdr>
+        <w:spacing w:after="60" w:before="0"/>
+      </w:pPr>
+      <w:r>
+        <w:rPr>
+          <w:rFonts w:ascii="Arial" w:cs="Arial" w:eastAsia="Arial" w:hAnsi="Arial"/>
+          <w:b/>
+          <w:bCs/>
+          <w:sz w:val="17"/>
+          <w:szCs w:val="17"/>
+        </w:rPr>
+        <w:t xml:space="preserve">Licensing &amp; Copyright: </w:t>
+      </w:r>
+      <w:r>
+        <w:rPr>
+          <w:rFonts w:ascii="Arial" w:cs="Arial" w:eastAsia="Arial" w:hAnsi="Arial"/>
+          <w:sz w:val="17"/>
+          <w:szCs w:val="17"/>
+        </w:rPr>
+        <w:t xml:space="preserve">© 2026 SeaVuria and ARES. This work is licensed under a </w:t>
+      </w:r>
+      <w:hyperlink w:history="1" r:id="rIdnawqcdayuv-t7_d1oqb2k">
+        <w:r>
+          <w:rPr>
+            <w:rFonts w:ascii="Arial" w:cs="Arial" w:eastAsia="Arial" w:hAnsi="Arial"/>
+            <w:color w:val="1F6B75"/>
+            <w:sz w:val="17"/>
+            <w:szCs w:val="17"/>
+            <w:u w:val="single" w:color="1F6B75"/>
+          </w:rPr>
+          <w:t xml:space="preserve">Creative Commons Attribution-NonCommercial 4.0 International License</w:t>
+        </w:r>
+      </w:hyperlink>
+      <w:r>
+        <w:rPr>
+          <w:rFonts w:ascii="Arial" w:cs="Arial" w:eastAsia="Arial" w:hAnsi="Arial"/>
+          <w:sz w:val="17"/>
+          <w:szCs w:val="17"/>
+        </w:rPr>
+        <w:t xml:space="preserve"> (</w:t>
+      </w:r>
+      <w:hyperlink w:history="1" r:id="rIdvpepzcr0_c7bgqeqkufpi">
+        <w:r>
+          <w:rPr>
+            <w:rFonts w:ascii="Arial" w:cs="Arial" w:eastAsia="Arial" w:hAnsi="Arial"/>
+            <w:color w:val="1F6B75"/>
+            <w:sz w:val="17"/>
+            <w:szCs w:val="17"/>
+            <w:u w:val="single" w:color="1F6B75"/>
+          </w:rPr>
+          <w:t xml:space="preserve">CC BY-NC 4.0</w:t>
+        </w:r>
+      </w:hyperlink>
+      <w:r>
+        <w:rPr>
+          <w:rFonts w:ascii="Arial" w:cs="Arial" w:eastAsia="Arial" w:hAnsi="Arial"/>
+          <w:sz w:val="17"/>
+          <w:szCs w:val="17"/>
+        </w:rPr>
+        <w:t xml:space="preserve">). To view a copy of this license, visit </w:t>
+      </w:r>
+      <w:hyperlink w:history="1" r:id="rIdh-enzektnisvfv9argqwq">
+        <w:r>
+          <w:rPr>
+            <w:rFonts w:ascii="Arial" w:cs="Arial" w:eastAsia="Arial" w:hAnsi="Arial"/>
+            <w:color w:val="1F6B75"/>
+            <w:sz w:val="17"/>
+            <w:szCs w:val="17"/>
+            <w:u w:val="single" w:color="1F6B75"/>
+          </w:rPr>
+          <w:t xml:space="preserve">https://creativecommons.org/licenses/by-nc/4.0/</w:t>
+        </w:r>
+      </w:hyperlink>
+      <w:r>
+        <w:rPr>
+          <w:rFonts w:ascii="Arial" w:cs="Arial" w:eastAsia="Arial" w:hAnsi="Arial"/>
+          <w:sz w:val="17"/>
+          <w:szCs w:val="17"/>
+        </w:rPr>
+        <w:t xml:space="preserve">. You are free to copy, redistribute, and adapt this material in any medium or format, provided appropriate credit is given and the material is not used for commercial purposes. KICD learning outcomes and curriculum designations reproduced here for alignment purposes remain the property of KICD and are not covered by this license. Linked external resources (e.g. CK-12, Khan Academy, PhET) are subject to their own licenses.</w:t>
+      </w:r>
+    </w:p>
     <w:sectPr>
       <w:pgSz w:w="15840" w:h="12240" w:orient="landscape"/>
       <w:pgMar w:top="1080" w:right="1080" w:bottom="1080" w:left="1080" w:header="708" w:footer="708" w:gutter="0"/>

--- a/data/outputs/v2/Core_Mathematics/SS3.2_Probability_I/Core_Mathematics_Probability_I_SummaryTable.docx
+++ b/data/outputs/v2/Core_Mathematics/SS3.2_Probability_I/Core_Mathematics_Probability_I_SummaryTable.docx
@@ -564,7 +564,7 @@
                 <w:sz w:val="18"/>
                 <w:szCs w:val="18"/>
               </w:rPr>
-              <w:t xml:space="preserve">Students observed that Kamau's bus from Githurai to Nairobi CBD is sometimes full and sometimes not — a real, unpredictable daily outcome. Through a class simulation (e.g., flipping a coin or drawing coloured counters to represent 'full' vs 'not full' buses), students gathered frequency data across multiple trials. They recorded how often the 'full bus' outcome occurred out of total trials, and noticed that results varied between small and large samples. Pedagogical note: ensure students physically record each trial result in a tally table before any calculation — do not shortcut to answers.</w:t>
+              <w:t xml:space="preserve">Kamau's 20-trip matatu tally notebook showing passenger counts (6, 9, 14, 11, 14, 8, 14, 12, 7, 14, 10, 14, 13, 6, 14, 9, 14, 11, 8, 14) with no single rule that perfectly predicts every trip; our own coin-toss experiment showing that 30 tosses of a 10-shilling coin produced different numbers of heads and tails for each pair, with no pair getting exactly 15 of each, yet the class pooled total was close to 0.5.</w:t>
             </w:r>
           </w:p>
         </w:tc>
@@ -596,7 +596,7 @@
                 <w:sz w:val="18"/>
                 <w:szCs w:val="18"/>
               </w:rPr>
-              <w:t xml:space="preserve">Students learned that experimental probability (also called relative frequency) is calculated as: P(event) = (number of times the event occurred) ÷ (total number of trials). They learned that with fewer trials the relative frequency fluctuates widely, but as the number of trials increases it tends to stabilise toward a consistent value — the Law of Large Numbers in action. They also established that probability values always lie between 0 (impossible) and 1 (certain), and can be expressed as fractions, decimals, or percentages. Pedagogical note: explicitly record on the board how the running relative frequency changes after 5, 10, 20, and 50 trials to make the stabilisation pattern visible.</w:t>
+              <w:t xml:space="preserve">Experimental probability (relative frequency) = number of times an event occurs ÷ total number of trials. Individual experiments vary — Kamau's 20 trips gave P(Full Bus) = 8/20 = 0.4, and each pair's coin experiment gave a slightly different P(Heads). However, when we pooled all pairs' results, the class total moved closer to 0.5. This shows that MORE trials give a more reliable estimate of probability, even though no single trial can be predicted with certainty.</w:t>
             </w:r>
           </w:p>
         </w:tc>
@@ -628,7 +628,7 @@
                 <w:sz w:val="18"/>
                 <w:szCs w:val="18"/>
               </w:rPr>
-              <w:t xml:space="preserve">Students explained that Kamau cannot perfectly predict any single bus trip because each outcome is the result of a random process influenced by many uncontrolled factors (time of day, matatu delays, school runs in Githurai). However, by tracking outcomes over many trips, Kamau can calculate an experimental probability that gives him a realistic expectation — e.g., 'In 40 recorded mornings, the bus was full 28 times, so P(full) ≈ 28/40 = 0.70.' This grounds the driving question: probability does not eliminate uncertainty but quantifies it, enabling smarter planning. Pedagogical note: connect back to the anchoring phenomenon explicitly — ask, 'How does this first tool begin to help Kamau make a smarter decision?'</w:t>
+              <w:t xml:space="preserve">Kamau cannot predict whether a single seat will be filled because each passenger's decision to board is an independent, uncertain event — just like each coin toss is independent. However, over many trips (or many tosses), the FRACTION of times an event happens settles toward a stable value. This stable fraction IS the experimental probability, and it gives Kamau — and us — a mathematical tool to plan and make decisions despite uncertainty, even when we cannot predict any single outcome.</w:t>
             </w:r>
           </w:p>
         </w:tc>
@@ -681,7 +681,7 @@
                 <w:sz w:val="18"/>
                 <w:szCs w:val="18"/>
               </w:rPr>
-              <w:t xml:space="preserve">Complementary Events and the Probability Scale: The Other Side of Kamau's Coin</w:t>
+              <w:t xml:space="preserve">The Probability Scale — Placing Kamau's World on a Number Line from 0 to 1</w:t>
             </w:r>
           </w:p>
         </w:tc>
@@ -713,7 +713,7 @@
                 <w:sz w:val="18"/>
                 <w:szCs w:val="18"/>
               </w:rPr>
-              <w:t xml:space="preserve">Students observed that every outcome in Kamau's bus scenario has an opposite: if the bus is full, it is NOT available; if it is not full, it IS available. Using their experimental data from Lesson 1, students identified pairs of complementary outcomes and plotted various everyday Kenyan events (e.g., 'it rains in Kisumu today', 'a mandazi is undercooked', 'KCSE results improve') on a 0-to-1 probability scale drawn on the board. Pedagogical note: use a physical washing line strung across the classroom with event cards that students peg at estimated positions — this kinesthetic activity makes the scale concrete.</w:t>
+              <w:t xml:space="preserve">We sorted 12 Kenyan real-life events — from a matatu carrying 20 passengers in a 14-seater (impossible) to the sun rising tomorrow in Nairobi (certain) — onto a number line from 0 to 1. We also placed Kamau's calculated probabilities (P(Full Bus) = 0.4, P(Not Full) = 0.6, P(Fewer than 8) = 0.2) on the same line.</w:t>
             </w:r>
           </w:p>
         </w:tc>
@@ -745,7 +745,7 @@
                 <w:sz w:val="18"/>
                 <w:szCs w:val="18"/>
               </w:rPr>
-              <w:t xml:space="preserve">Students learned that for any event E, its complement E' (read 'E prime' or 'not E') consists of all outcomes in the sample space that are NOT in E. The Complementary Rule states: P(E) + P(E') = 1, therefore P(E') = 1 − P(E). They learned to apply this rule to calculate a missing probability when only one of the pair is known — a highly efficient problem-solving shortcut. They also reinforced the probability scale: impossible (0), unlikely, even chance (0.5), likely, certain (1). Pedagogical note: stress that 'complement' is a precise mathematical term — it means ALL other outcomes, not just one alternative.</w:t>
+              <w:t xml:space="preserve">Every probability must satisfy 0 ≤ P(E) ≤ 1. An impossible event has P(E) = 0 and a certain event has P(E) = 1. All of Kamau's frequency ratios from his 20-trip notebook fall inside this range — none can be negative or greater than 1 — because the count of an outcome can never be less than 0 or more than the total number of trials.</w:t>
             </w:r>
           </w:p>
         </w:tc>
@@ -777,7 +777,7 @@
                 <w:sz w:val="18"/>
                 <w:szCs w:val="18"/>
               </w:rPr>
-              <w:t xml:space="preserve">Students explained that if Kamau records P(bus full) = 0.70, then by the Complementary Rule, P(bus NOT full) = 1 − 0.70 = 0.30 — without needing to recount. They applied this to multi-step Kenyan scenarios: e.g., 'A maize farmer in the Rift Valley estimates P(good harvest) = 0.65; therefore P(poor harvest) = 0.35.' Students explained why this rule is powerful for decision-making: Kamau need only track one outcome to know both probabilities, halving his data-collection effort. Pedagogical note: close the lesson by updating the Driving Question Board — students should articulate how complementary events add a second tool to Kamau's decision toolkit.</w:t>
+              <w:t xml:space="preserve">Kamau cannot predict with certainty whether the next seat will be filled because the probability of a full bus is 0.4 — it sits between 0 and 1, meaning it is neither impossible nor guaranteed. The probability scale shows mathematically that Kamau's uncertainty is real and bounded: he will never face an outcome with P &lt; 0 or P &gt; 1, so even though he cannot be 100% sure, he can say precisely how sure he is.</w:t>
             </w:r>
           </w:p>
         </w:tc>
@@ -862,7 +862,7 @@
                 <w:sz w:val="18"/>
                 <w:szCs w:val="18"/>
               </w:rPr>
-              <w:t xml:space="preserve">Students observed a structured scenario: Kamau can board at one of two stops (Githurai 44 or Githurai 45) and the bus can be either a matatu or a full-size bus — creating a two-attribute random experiment. Students used systematic listing methods (ordered lists, two-way tables, and beginnings of tree structures) to enumerate all possible outcomes. They observed that unsystematic guessing led to missed outcomes, while organised methods reliably produced a complete list. Pedagogical note: deliberately allow one group to list unsystematically first, then reveal the missed outcomes — this creates productive cognitive conflict that motivates the need for systematic methods.</w:t>
+              <w:t xml:space="preserve">Learners constructed a 2×2 two-way table for Kamau's two-stop (Mlolongo and Athi River) model, filling in all four ordered outcome pairs (TT, TE, ET, EE), and built a 6×6 grid listing all 36 ordered pairs for two dice at a school game stall fundi fair.</w:t>
             </w:r>
           </w:p>
         </w:tc>
@@ -894,7 +894,7 @@
                 <w:sz w:val="18"/>
                 <w:szCs w:val="18"/>
               </w:rPr>
-              <w:t xml:space="preserve">Students learned that the sample space (S) — also called the probability space — is the complete set of ALL possible outcomes of a random experiment. They learned three methods for constructing a sample space: (1) systematic listing, (2) a two-way table (grid method), and (3) a preliminary tree diagram. They learned that the theoretical probability of an event E is P(E) = n(E) ÷ n(S), where n(E) is the number of outcomes in E and n(S) is the total number of equally likely outcomes. Pedagogical note: insist students write sample spaces using set notation {  } and label each element clearly — this habit becomes essential in Lessons 5–7.</w:t>
+              <w:t xml:space="preserve">The sample space (probability space) is the complete set of all possible outcomes of a random experiment; theoretical probability of an event equals the number of favourable outcomes divided by the total number of outcomes in the sample space; a two-way table guarantees exhaustive, non-repetitive enumeration of outcomes for two-stage experiments.</w:t>
             </w:r>
           </w:p>
         </w:tc>
@@ -926,7 +926,7 @@
                 <w:sz w:val="18"/>
                 <w:szCs w:val="18"/>
               </w:rPr>
-              <w:t xml:space="preserve">Students explained that by listing the full sample space for Kamau's route choices — S = {(G44, matatu), (G44, full-bus), (G45, matatu), (G45, full-bus)} — they could calculate exact theoretical probabilities for any event of interest, e.g., P(Kamau boards a matatu) = 2/4 = 0.5. They connected this to the driving question: knowing the full probability space means Kamau can see ALL possibilities simultaneously, not just guess from memory. They also explained the difference between experimental probability (Lesson 1) and theoretical probability: theory assumes equally likely outcomes; experiment uses real collected data. Pedagogical note: use a Venn circle on the board to show S as the universal set containing all events discussed.</w:t>
+              <w:t xml:space="preserve">Kamau cannot predict with certainty whether a seat will be filled at any given stop because all four outcomes in his sample space {TT, TE, ET, EE} are genuinely possible; however, the sample space gives him a mathematical tool to assign theoretical probabilities to each outcome, which approximate — but do not exactly match — the experimental frequencies recorded in his tally notebook.</w:t>
             </w:r>
           </w:p>
         </w:tc>
@@ -1011,7 +1011,7 @@
                 <w:sz w:val="18"/>
                 <w:szCs w:val="18"/>
               </w:rPr>
-              <w:t xml:space="preserve">Students observed a carefully designed single-event probability scenario: a bag contains tokens representing different matatu routes Kamau could take from Nairobi — each token labelled with a route (e.g., 23, 44, 58, 111, 125). Students drew tokens at random (with replacement) and recorded outcomes. They then compared their experimental relative frequencies with calculated theoretical probabilities, observing convergence over many trials. Pedagogical note: run at least 30 draws as a class to give the Law of Large Numbers enough trials to show the convergence clearly — project a running frequency table on the board.</w:t>
+              <w:t xml:space="preserve">Learners computed theoretical probabilities from Lesson 3 sample space grids (P(sum of two dice = 7) = 6/36) and extracted experimental relative frequencies from Kamau's 20-trip tally notebook, recording both values side-by-side in a Convergence Worksheet. They also observed the teacher-facilitated public examination of the 10/14 vs 14/20 misconception on the Convergence Chart.</w:t>
             </w:r>
           </w:p>
         </w:tc>
@@ -1043,7 +1043,7 @@
                 <w:sz w:val="18"/>
                 <w:szCs w:val="18"/>
               </w:rPr>
-              <w:t xml:space="preserve">Students learned that theoretical probability is defined as P(E) = (number of favourable outcomes) ÷ (total number of equally likely outcomes). They learned that this formula applies only when all outcomes are equally likely — a condition that must always be checked. They practised computing P(E) for a variety of single events including impossible events (P = 0) and certain events (P = 1), and verified that the sum of probabilities of all mutually exclusive outcomes equals 1. They also practised expressing probability as a simplified fraction, a decimal, and a percentage. Pedagogical note: require students to state the sample space before writing any probability — this structural habit prevents the common error of counting outcomes incorrectly.</w:t>
+              <w:t xml:space="preserve">Learners learned that theoretical probability is defined as P(E) = (number of favourable outcomes) ÷ (total number of equally likely outcomes); that theoretical probability values range between 0 and 1; that Kamau's theoretical probability of a randomly chosen seat being occupied is 10/14 ≈ 0.71; and that as the number of experimental trials increases, experimental probability converges toward theoretical probability (Law of Large Numbers, stated informally).</w:t>
             </w:r>
           </w:p>
         </w:tc>
@@ -1075,7 +1075,7 @@
                 <w:sz w:val="18"/>
                 <w:szCs w:val="18"/>
               </w:rPr>
-              <w:t xml:space="preserve">Students explained that Kamau can use theoretical probability to set baseline expectations before collecting any data — for example, if 3 of 10 equally likely route tokens represent fast express routes, P(fast route) = 3/10 = 0.30 = 30%. They explained the practical boundary of the formula: it works well for fair, symmetric situations (fair coins, well-shuffled cards, equally loaded bags) but real-world events like weather in Kericho or bus punctuality require experimental data instead. Students articulated this distinction clearly in written explanations, connecting back to Lesson 1's experimental approach and explaining when each method is more appropriate for helping Kamau make decisions. Pedagogical note: cold-call at least 4 students to explain the equally-likely-outcomes condition in their own words before moving on.</w:t>
+              <w:t xml:space="preserve">Learners explained in writing and discussion why Kamau's 20-trip experimental frequency does not exactly match the theoretical probability 10/14, connecting this to the insufficiency of small sample sizes; why 10/14 and 14/20 answer fundamentally different questions about Kamau's scenario; and why the sample space grid from Lesson 3 is the tool that makes theoretical probability countable and exact. They updated their DQB with the consensus question: 'Are theoretical and experimental probabilities ever exactly the same — and if so, when?'</w:t>
             </w:r>
           </w:p>
         </w:tc>
@@ -1160,7 +1160,7 @@
                 <w:sz w:val="18"/>
                 <w:szCs w:val="18"/>
               </w:rPr>
-              <w:t xml:space="preserve">Students observed two scenarios side by side: (A) Kamau draws one card from a shuffled pack — can it be both an Ace AND a King in a single draw? (B) Kamau draws one card — can it be both an Ace AND a Heart? Students recorded outcomes in two-way tables and Venn diagrams, observing that in scenario A the two events share zero outcomes, while in scenario B they share one outcome (Ace of Hearts). This visual contrast made the definition of mutual exclusivity tangible. Pedagogical note: use large physical Venn diagram hoops on the classroom floor — place event-outcome cards inside them and let students physically move cards to see overlap or no overlap.</w:t>
+              <w:t xml:space="preserve">Learners investigated a Kisumu Day School prize-draw sample space and Kamau's 20-trip matatu tally to identify events that share no outcomes.</w:t>
             </w:r>
           </w:p>
         </w:tc>
@@ -1192,7 +1192,7 @@
                 <w:sz w:val="18"/>
                 <w:szCs w:val="18"/>
               </w:rPr>
-              <w:t xml:space="preserve">Students learned that two events are mutually exclusive (disjoint) when they cannot both occur in a single trial — their intersection is the empty set (A ∩ B = ∅). They learned the Addition Law for mutually exclusive events: P(A or B) = P(A) + P(B). They also learned the General Addition Law for non-mutually-exclusive events: P(A or B) = P(A) + P(B) − P(A and B), understanding that subtracting the intersection prevents double-counting. They applied both forms to Kenyan contexts: e.g., probability that a randomly selected student from a Nairobi school studies either History or Geography (mutually exclusive timetable slots) versus studies either Kiswahili or is female (non-exclusive). Pedagogical note: use colour-coded Venn diagrams consistently — same colours in every example so the visual language becomes automatic.</w:t>
+              <w:t xml:space="preserve">Two events are mutually exclusive when they cannot occur at the same time in a single trial (they share no sample space outcomes), and the probability of either occurring is found using the Addition Law: P(A or B) = P(A) + P(B).</w:t>
             </w:r>
           </w:p>
         </w:tc>
@@ -1224,7 +1224,7 @@
                 <w:sz w:val="18"/>
                 <w:szCs w:val="18"/>
               </w:rPr>
-              <w:t xml:space="preserve">Students explained that for Kamau, mutually exclusive thinking helps identify when adding probabilities directly is valid and when it is not. Example: if P(matatu is route 23) = 0.20 and P(matatu is route 44) = 0.35, and a bus can only be one route, these are mutually exclusive — P(route 23 or route 44) = 0.55. They explained the danger of ignoring overlap in non-exclusive events and showed algebraically why the intersection must be subtracted. Students connected this to fairness in decision-making: the Addition Law ensures Kamau never overestimates or underestimates the probability of combined outcomes when planning alternative routes. Pedagogical note: require students to always start by asking 'Can these two events happen at the same time?' before selecting which addition formula to apply.</w:t>
+              <w:t xml:space="preserve">Learners explained why P(fully booked OR fewer than 7 passengers) = P(F) + P(L) = 8/20 + 2/20 = 1/2 for Kamau's matatu, and why the formula works only because a trip cannot be both fully booked and nearly empty at the same time.</w:t>
             </w:r>
           </w:p>
         </w:tc>
@@ -1309,7 +1309,7 @@
                 <w:sz w:val="18"/>
                 <w:szCs w:val="18"/>
               </w:rPr>
-              <w:t xml:space="preserve">Students observed a two-stage experiment: first, a coin flip to represent whether Kamau's morning bus is on time (H = on time, T = late); second, a spinner representing whether his evening bus is on time. Students recorded both outcomes for 20 paired trials and examined whether the morning result appeared to affect the evening result. They also examined a contrasting non-independent scenario: drawing two counters from a bag WITHOUT replacement, where the first draw changes what is available for the second. Pedagogical note: run both experiments in parallel at different table groups and compare class results — the contrast between independent and dependent data sets makes the concept far more memorable.</w:t>
+              <w:t xml:space="preserve">Learners conducted a paired coin-toss experiment (20 trials per pair, ~160 trials pooled class-wide) using Kenyan 5-shilling coins, recording outcomes in a four-row tally table and building a 2×2 sample space grid. They observed that the frequency of each of the four ordered outcomes (HH, HT, TH, TT) was approximately equal (~¼ each), and that the conditional frequency of Heads on the second toss given Heads on the first toss was approximately equal to the unconditional frequency of Heads — providing empirical evidence that the two tosses are independent.</w:t>
             </w:r>
           </w:p>
         </w:tc>
@@ -1341,7 +1341,7 @@
                 <w:sz w:val="18"/>
                 <w:szCs w:val="18"/>
               </w:rPr>
-              <w:t xml:space="preserve">Students learned the formal definition of independent events: two events A and B are independent if and only if the occurrence of A does not change the probability of B (and vice versa). They learned the Multiplication Law for independent events: P(A and B) = P(A) × P(B). They learned to test independence by checking whether P(A and B) = P(A) × P(B) holds in a given data set. They also learned to extend the multiplication law to three or more independent events: P(A and B and C) = P(A) × P(B) × P(C). Pedagogical note: explicitly contrast this lesson's multiplication with the addition from Lesson 5 — draw a decision flowchart on the board: 'OR → Add; AND (independent) → Multiply.'</w:t>
+              <w:t xml:space="preserve">Learners formalised the definition of independent events — two events are independent when the occurrence of one does not alter the probability of the other — and derived the multiplication law: P(A and B) = P(A) × P(B). They applied this law in two Kenyan contexts: (i) Amina the Kericho tea farmer calculating P(rain on both Monday and Tuesday) = 3/5 × 3/5 = 9/25 = 0.36, supported by a fully labelled two-stage tree diagram; and (ii) Kamau's matatu route, calculating P(full morning AND full afternoon) = 2/5 × 2/5 = 4/25 = 0.16, interpreted as 'roughly once a working week'. Learners also previewed dependent events through the queue-without-replacement contrast, distinguishing P(second = woman | first = woman) = 4/13 ≠ 5/14 from the independent case.</w:t>
             </w:r>
           </w:p>
         </w:tc>
@@ -1373,7 +1373,7 @@
                 <w:sz w:val="18"/>
                 <w:szCs w:val="18"/>
               </w:rPr>
-              <w:t xml:space="preserve">Students explained that Kamau's morning and evening bus outcomes are independent — missing the morning bus does not make the evening bus more or less likely to be on time. Therefore, if P(morning on time) = 0.75 and P(evening on time) = 0.80, then P(both on time) = 0.75 × 0.80 = 0.60. They applied this to other Kenyan independent scenarios: e.g., P(Kipchoge wins a race) and P(it rains in Mombasa today) are independent events. They also explained why the equally-likely assumption is not required here — the multiplication law works for any probabilities as long as independence holds. Pedagogical note: close with a misconception check — ask students to identify and correct the error in: 'P(A) = 0.4, P(B) = 0.5, so P(A and B) = 0.9.'</w:t>
+              <w:t xml:space="preserve">Learners explained, through their cumulative model page and DQB claim cards, that two events are independent when knowing the result of one gives no new information about the probability of the other, and that this independence allows probabilities to be combined simply by multiplication. They articulated — in plain language — what the probability of 0.16 means for Kamau's operational planning, and distinguished this independent scenario from the dependent queue-selection preview. The DQB was updated with the new claim: 'Two events are independent when the probability of the second is the same whether or not the first occurred — and then P(A and B) = P(A) × P(B) gives us the exact combined chance.'</w:t>
             </w:r>
           </w:p>
         </w:tc>
@@ -1458,7 +1458,7 @@
                 <w:sz w:val="18"/>
                 <w:szCs w:val="18"/>
               </w:rPr>
-              <w:t xml:space="preserve">Students observed a fully worked tree diagram for Kamau's two-trip day: Branch 1 (morning trip): on time (0.75) / late (0.25); Branch 2 (evening trip, drawn from each morning branch): on time (0.80) / late (0.20). Students traced each complete path (branch-end) from root to leaf, listed the four combined outcomes, and observed that multiplying along branches and adding across final branches each served a distinct and necessary purpose. They also observed that the probabilities at all final branches must sum to 1 — a built-in self-checking mechanism. Pedagogical note: have students draw the tree on large A3 paper first by hand before any printed version — the physical drawing process builds structural understanding that a pre-drawn diagram cannot replicate.</w:t>
+              <w:t xml:space="preserve">Learners observed a two-stage probability tree diagram built step-by-step for Kamau's matatu boarding scenario (Stop 1: Mlolongo; Stop 2: Athi River), with P(Filled) = 7/10 and P(Empty) = 3/10 at each stop. They watched all four terminal branch probabilities computed as products and verified that the four values sum to 1. They also observed a second tree diagram for a Nairobi CBD road-safety scenario showing P(undesignated crossing AND near-miss) = 6/25.</w:t>
             </w:r>
           </w:p>
         </w:tc>
@@ -1490,7 +1490,7 @@
                 <w:sz w:val="18"/>
                 <w:szCs w:val="18"/>
               </w:rPr>
-              <w:t xml:space="preserve">Students learned that: (1) a tree diagram displays ALL possible outcomes of sequential events simultaneously in a single organised structure; (2) probabilities are MULTIPLIED along each branch path to find the probability of that complete sequence (applying the Multiplication Law from Lesson 6); (3) probabilities of mutually exclusive final outcomes are ADDED to find the probability of a combined event (applying the Addition Law from Lesson 5); (4) all end-branch probabilities must sum to 1 — this is a mandatory verification step. They also learned to construct tree diagrams for both equally and unequally probable branches, and for two-stage and three-stage experiments. Pedagogical note: explicitly label each branch with its probability and each end-node with its combined outcome label AND combined probability — incomplete labels are a major source of student errors.</w:t>
+              <w:t xml:space="preserve">Learners learned that: (1) a tree diagram displays ALL possible outcomes of sequential events simultaneously; (2) probabilities are MULTIPLIED along each branch path (multiplication rule for independent events); (3) probabilities are ADDED across branches to find the probability of any condition spanning multiple outcomes; (4) the sum-to-1 check is a built-in error detector; (5) P(both seats filled across two stops) = 49/100; P(at least one seat filled) = 91/100; P(exactly one seat filled) = 42/100; (6) crossing at an undesignated point in Nairobi is 6× more likely to result in a near-miss than crossing at a designated point.</w:t>
             </w:r>
           </w:p>
         </w:tc>
@@ -1522,7 +1522,7 @@
                 <w:sz w:val="18"/>
                 <w:szCs w:val="18"/>
               </w:rPr>
-              <w:t xml:space="preserve">Students explained that the tree diagram is Kamau's most powerful tool so far because it integrates all prior lessons into one visual structure. Using the Lesson 7 tree: P(both on time) = 0.75 × 0.80 = 0.60; P(morning on time, evening late) = 0.75 × 0.20 = 0.15; P(morning late, evening on time) = 0.25 × 0.80 = 0.20; P(both late) = 0.25 × 0.20 = 0.05. Total = 1.00 ✓. Students explained that Kamau can now read off the probability of any combined scenario directly, making decisions like 'Should I carry packed githeri in case I miss the evening bus?' quantitatively informed. Pedagogical note: link every end-branch outcome explicitly back to the driving question — ask, 'Which branch should most concern Kamau, and what decision does its probability suggest he should make?'</w:t>
+              <w:t xml:space="preserve">Learners explained that tree diagrams give Kamau a complete mathematical picture of all two-stop boarding combinations, replacing guesswork with exact probabilities. The multiplication rule works because independent events combine by scaling — each successive probability shrinks the likelihood of a specific sequence. The addition rule works because mutually exclusive terminal outcomes can be combined without overlap. The road-safety tree shows that probability is not just an academic tool — it quantifies real civic risk and can inform policy, safety campaigns, and personal decisions about where to cross the road in Nairobi.</w:t>
             </w:r>
           </w:p>
         </w:tc>
@@ -1575,7 +1575,7 @@
                 <w:sz w:val="18"/>
                 <w:szCs w:val="18"/>
               </w:rPr>
-              <w:t xml:space="preserve">Consolidation, Real-World Application &amp; Driving Question Resolution: How Has Kamau's Thinking Changed?</w:t>
+              <w:t xml:space="preserve">Application, Games, and Unit Synthesis — Advising Kamau with the Full Power of Probability</w:t>
             </w:r>
           </w:p>
         </w:tc>
@@ -1607,7 +1607,7 @@
                 <w:sz w:val="18"/>
                 <w:szCs w:val="18"/>
               </w:rPr>
-              <w:t xml:space="preserve">Students observed a capstone case study presenting Kamau's full week of transport data alongside a new Kenyan decision scenario (e.g., a Kisumu fisherwoman estimating the probability of a good catch on two consecutive days, or a Kericho tea farmer assessing the likelihood of two consecutive days with sufficient rainfall). Students reviewed all probability tools introduced across the strand — experimental probability, complementary events, sample space, theoretical probability, mutually exclusive events, the Addition Law, independent events, the Multiplication Law, and tree diagrams — identifying which tool best fitted each part of the scenario. Pedagogical note: present the case study as a genuine problem to solve, not a worked example — groups should debate which tools to apply before committing to calculations.</w:t>
+              <w:t xml:space="preserve">Students observed that Kamau's 20-trip dataset yields an experimental probability of 8/20 = 0.4 for a fully booked trip, and that this value is dramatically different from what a naive independent-seats model predicts (≈0.021) — revealing that real passenger boarding is clustered, not independent. Students also observed, through peer game evaluation, that a game is only mathematically fair when every player's theoretical probability of winning is equal, and that this must be proven with a calculation, not assumed.</w:t>
             </w:r>
           </w:p>
         </w:tc>
@@ -1639,7 +1639,7 @@
                 <w:sz w:val="18"/>
                 <w:szCs w:val="18"/>
               </w:rPr>
-              <w:t xml:space="preserve">Students consolidated all eight lessons' key content: (1) Experimental probability = frequency ÷ trials, stabilises with large n. (2) Complementary Rule: P(E') = 1 − P(E). (3) Sample space: complete set of all possible outcomes, written in set notation. (4) Theoretical probability: P(E) = n(E) ÷ n(S) for equally likely outcomes. (5) Mutually exclusive events: A ∩ B = ∅; P(A or B) = P(A) + P(B). (6) General Addition Law: P(A or B) = P(A) + P(B) − P(A ∩ B). (7) Independent events: P(A and B) = P(A) × P(B). (8) Tree diagrams: multiply along branches, add across branches, verify sum = 1. Students also consolidated the meta-skill of selecting the appropriate probability tool for a given real-world context. Pedagogical note: create a visual 'Probability Toolkit' summary chart — either student-generated on the board or a co-constructed poster — that maps each tool to the type of question it answers.</w:t>
+              <w:t xml:space="preserve">Learners consolidated the complete probability framework: experimental probability estimates likelihood from data and converges toward theoretical probability as trials increase (Law of Large Numbers); theoretical probability assumes equally likely outcomes and a known sample space; the Addition Law handles mutually exclusive events; the Multiplication Law and tree diagrams handle independent sequential events; and when a theoretical model's prediction contradicts experimental data, the model's assumptions (here, independence) must be questioned. A Probability Report translates all of this into actionable advice for a decision-maker like Kamau.</w:t>
             </w:r>
           </w:p>
         </w:tc>
@@ -1671,7 +1671,7 @@
                 <w:sz w:val="18"/>
                 <w:szCs w:val="18"/>
               </w:rPr>
-              <w:t xml:space="preserve">Students explained their final, complete answer to the driving question: Kamau — and all Kenyans facing uncertain outcomes — can use probability mathematics to (a) quantify uncertainty from past data using experimental probability; (b) compute what is theoretically expected under fair or known conditions; (c) combine event probabilities correctly using the Addition and Multiplication Laws depending on whether events are mutually exclusive or independent; and (d) map all sequential possibilities using tree diagrams to evaluate the full range of outcomes before making a decision. Students articulated that probability does not give certainty — it gives calibrated expectation, enabling smarter planning (Kamau leaves earlier when P(late) is high), fairer assessment (not assuming the worst or best without data), and safer choices (a farmer, fisherwoman, or matatu operator makes resource decisions proportional to actual risk). Pedagogical note: close with student-led presentations of Driving Question Board responses — each group should present one real Kenyan decision scenario and demonstrate which probability tool they would use and why, completing the full learning arc of the sub-strand.</w:t>
+              <w:t xml:space="preserve">The mathematics of probability explains why Kamau cannot predict any single trip with certainty — each trip is a random event influenced by factors (school terms, market days, social groups) that create clustering rather than independence — yet it empowers him to plan wisely: with P(full trip) ≈ 0.4, he can expect roughly 2 fully booked trips out of every 5 morning departures, budget for a second vehicle on approximately 8 days per school-term month, and communicate confidently to his employer that uncertainty is not ignorance but a quantifiable, manageable feature of his route.</w:t>
             </w:r>
           </w:p>
         </w:tc>
@@ -1795,7 +1795,7 @@
         </w:rPr>
         <w:t xml:space="preserve">© 2026 SeaVuria and ARES. This work is licensed under a </w:t>
       </w:r>
-      <w:hyperlink w:history="1" r:id="rIdnawqcdayuv-t7_d1oqb2k">
+      <w:hyperlink w:history="1" r:id="rId5z-wd2ho2pug83dlqq2mv">
         <w:r>
           <w:rPr>
             <w:rFonts w:ascii="Arial" w:cs="Arial" w:eastAsia="Arial" w:hAnsi="Arial"/>
@@ -1815,7 +1815,7 @@
         </w:rPr>
         <w:t xml:space="preserve"> (</w:t>
       </w:r>
-      <w:hyperlink w:history="1" r:id="rIdvpepzcr0_c7bgqeqkufpi">
+      <w:hyperlink w:history="1" r:id="rIdqvzmpg_sdo1y49d4d5e8b">
         <w:r>
           <w:rPr>
             <w:rFonts w:ascii="Arial" w:cs="Arial" w:eastAsia="Arial" w:hAnsi="Arial"/>
@@ -1835,7 +1835,7 @@
         </w:rPr>
         <w:t xml:space="preserve">). To view a copy of this license, visit </w:t>
       </w:r>
-      <w:hyperlink w:history="1" r:id="rIdh-enzektnisvfv9argqwq">
+      <w:hyperlink w:history="1" r:id="rIdtbalb4b6jhyivuteqz_so">
         <w:r>
           <w:rPr>
             <w:rFonts w:ascii="Arial" w:cs="Arial" w:eastAsia="Arial" w:hAnsi="Arial"/>

--- a/data/outputs/v2/Core_Mathematics/SS3.2_Probability_I/Core_Mathematics_Probability_I_SummaryTable.docx
+++ b/data/outputs/v2/Core_Mathematics/SS3.2_Probability_I/Core_Mathematics_Probability_I_SummaryTable.docx
@@ -1607,7 +1607,7 @@
                 <w:sz w:val="18"/>
                 <w:szCs w:val="18"/>
               </w:rPr>
-              <w:t xml:space="preserve">Students observed that Kamau's 20-trip dataset yields an experimental probability of 8/20 = 0.4 for a fully booked trip, and that this value is dramatically different from what a naive independent-seats model predicts (≈0.021) — revealing that real passenger boarding is clustered, not independent. Students also observed, through peer game evaluation, that a game is only mathematically fair when every player's theoretical probability of winning is equal, and that this must be proven with a calculation, not assumed.</w:t>
+              <w:t xml:space="preserve">Students observed that Kamau's 20-trip dataset yields an experimental probability of 8/20 = 0.4 for a fully booked trip, and that this value is dramatically different from what a naive independent-seats model predicts (≈0.009) — revealing that real passenger boarding is clustered, not independent. Students also observed, through peer game evaluation, that a game is only mathematically fair when every player's theoretical probability of winning is equal, and that this must be proven with a calculation, not assumed.</w:t>
             </w:r>
           </w:p>
         </w:tc>
@@ -1795,7 +1795,7 @@
         </w:rPr>
         <w:t xml:space="preserve">© 2026 SeaVuria and ARES. This work is licensed under a </w:t>
       </w:r>
-      <w:hyperlink w:history="1" r:id="rId5z-wd2ho2pug83dlqq2mv">
+      <w:hyperlink w:history="1" r:id="rIdshtwypgwhftsa1ykd8h1a">
         <w:r>
           <w:rPr>
             <w:rFonts w:ascii="Arial" w:cs="Arial" w:eastAsia="Arial" w:hAnsi="Arial"/>
@@ -1815,7 +1815,7 @@
         </w:rPr>
         <w:t xml:space="preserve"> (</w:t>
       </w:r>
-      <w:hyperlink w:history="1" r:id="rIdqvzmpg_sdo1y49d4d5e8b">
+      <w:hyperlink w:history="1" r:id="rIdrqhz83_filgtb18xzdbpb">
         <w:r>
           <w:rPr>
             <w:rFonts w:ascii="Arial" w:cs="Arial" w:eastAsia="Arial" w:hAnsi="Arial"/>
@@ -1835,7 +1835,7 @@
         </w:rPr>
         <w:t xml:space="preserve">). To view a copy of this license, visit </w:t>
       </w:r>
-      <w:hyperlink w:history="1" r:id="rIdtbalb4b6jhyivuteqz_so">
+      <w:hyperlink w:history="1" r:id="rIdwfn5q0eorlv-njrikpnmc">
         <w:r>
           <w:rPr>
             <w:rFonts w:ascii="Arial" w:cs="Arial" w:eastAsia="Arial" w:hAnsi="Arial"/>

--- a/data/outputs/v2/Core_Mathematics/SS3.2_Probability_I/Core_Mathematics_Probability_I_SummaryTable.docx
+++ b/data/outputs/v2/Core_Mathematics/SS3.2_Probability_I/Core_Mathematics_Probability_I_SummaryTable.docx
@@ -713,7 +713,7 @@
                 <w:sz w:val="18"/>
                 <w:szCs w:val="18"/>
               </w:rPr>
-              <w:t xml:space="preserve">We sorted 12 Kenyan real-life events — from a matatu carrying 20 passengers in a 14-seater (impossible) to the sun rising tomorrow in Nairobi (certain) — onto a number line from 0 to 1. We also placed Kamau's calculated probabilities (P(Full Bus) = 0.4, P(Not Full) = 0.6, P(Fewer than 8) = 0.2) on the same line.</w:t>
+              <w:t xml:space="preserve">We sorted 12 Kenyan real-life events — from a matatu carrying 20 passengers in a 14-seater (impossible) to the sun rising tomorrow in Nairobi (certain) — onto a number line from 0 to 1. We also placed Kamau's calculated probabilities (P(Full Bus) = 0.4, P(Not Full) = 0.6, P(Fewer than 8) = 0.15) on the same line.</w:t>
             </w:r>
           </w:p>
         </w:tc>
@@ -1795,7 +1795,7 @@
         </w:rPr>
         <w:t xml:space="preserve">© 2026 SeaVuria and ARES. This work is licensed under a </w:t>
       </w:r>
-      <w:hyperlink w:history="1" r:id="rIdshtwypgwhftsa1ykd8h1a">
+      <w:hyperlink w:history="1" r:id="rIdvaczqwwrk8efcjbbg8fmz">
         <w:r>
           <w:rPr>
             <w:rFonts w:ascii="Arial" w:cs="Arial" w:eastAsia="Arial" w:hAnsi="Arial"/>
@@ -1815,7 +1815,7 @@
         </w:rPr>
         <w:t xml:space="preserve"> (</w:t>
       </w:r>
-      <w:hyperlink w:history="1" r:id="rIdrqhz83_filgtb18xzdbpb">
+      <w:hyperlink w:history="1" r:id="rId0gdqdun3ivjnjjhmsvxdn">
         <w:r>
           <w:rPr>
             <w:rFonts w:ascii="Arial" w:cs="Arial" w:eastAsia="Arial" w:hAnsi="Arial"/>
@@ -1835,7 +1835,7 @@
         </w:rPr>
         <w:t xml:space="preserve">). To view a copy of this license, visit </w:t>
       </w:r>
-      <w:hyperlink w:history="1" r:id="rIdwfn5q0eorlv-njrikpnmc">
+      <w:hyperlink w:history="1" r:id="rIdqzxevr1amivf2oze3vxrr">
         <w:r>
           <w:rPr>
             <w:rFonts w:ascii="Arial" w:cs="Arial" w:eastAsia="Arial" w:hAnsi="Arial"/>

--- a/data/outputs/v2/Core_Mathematics/SS3.2_Probability_I/Core_Mathematics_Probability_I_SummaryTable.docx
+++ b/data/outputs/v2/Core_Mathematics/SS3.2_Probability_I/Core_Mathematics_Probability_I_SummaryTable.docx
@@ -1795,7 +1795,7 @@
         </w:rPr>
         <w:t xml:space="preserve">© 2026 SeaVuria and ARES. This work is licensed under a </w:t>
       </w:r>
-      <w:hyperlink w:history="1" r:id="rIdvaczqwwrk8efcjbbg8fmz">
+      <w:hyperlink w:history="1" r:id="rIdeq-0rade2qxlam1mxcswz">
         <w:r>
           <w:rPr>
             <w:rFonts w:ascii="Arial" w:cs="Arial" w:eastAsia="Arial" w:hAnsi="Arial"/>
@@ -1815,7 +1815,7 @@
         </w:rPr>
         <w:t xml:space="preserve"> (</w:t>
       </w:r>
-      <w:hyperlink w:history="1" r:id="rId0gdqdun3ivjnjjhmsvxdn">
+      <w:hyperlink w:history="1" r:id="rId28vrkr1balauvrrhzsa4m">
         <w:r>
           <w:rPr>
             <w:rFonts w:ascii="Arial" w:cs="Arial" w:eastAsia="Arial" w:hAnsi="Arial"/>
@@ -1835,7 +1835,7 @@
         </w:rPr>
         <w:t xml:space="preserve">). To view a copy of this license, visit </w:t>
       </w:r>
-      <w:hyperlink w:history="1" r:id="rIdqzxevr1amivf2oze3vxrr">
+      <w:hyperlink w:history="1" r:id="rId-skmki05egout03bwu6nq">
         <w:r>
           <w:rPr>
             <w:rFonts w:ascii="Arial" w:cs="Arial" w:eastAsia="Arial" w:hAnsi="Arial"/>

--- a/data/outputs/v2/Core_Mathematics/SS3.2_Probability_I/Core_Mathematics_Probability_I_SummaryTable.docx
+++ b/data/outputs/v2/Core_Mathematics/SS3.2_Probability_I/Core_Mathematics_Probability_I_SummaryTable.docx
@@ -1795,7 +1795,7 @@
         </w:rPr>
         <w:t xml:space="preserve">© 2026 SeaVuria and ARES. This work is licensed under a </w:t>
       </w:r>
-      <w:hyperlink w:history="1" r:id="rIdeq-0rade2qxlam1mxcswz">
+      <w:hyperlink w:history="1" r:id="rIdhmfrid7v_aszln75atluy">
         <w:r>
           <w:rPr>
             <w:rFonts w:ascii="Arial" w:cs="Arial" w:eastAsia="Arial" w:hAnsi="Arial"/>
@@ -1815,7 +1815,7 @@
         </w:rPr>
         <w:t xml:space="preserve"> (</w:t>
       </w:r>
-      <w:hyperlink w:history="1" r:id="rId28vrkr1balauvrrhzsa4m">
+      <w:hyperlink w:history="1" r:id="rIds4smojm8qob9ynqscng3u">
         <w:r>
           <w:rPr>
             <w:rFonts w:ascii="Arial" w:cs="Arial" w:eastAsia="Arial" w:hAnsi="Arial"/>
@@ -1835,7 +1835,7 @@
         </w:rPr>
         <w:t xml:space="preserve">). To view a copy of this license, visit </w:t>
       </w:r>
-      <w:hyperlink w:history="1" r:id="rId-skmki05egout03bwu6nq">
+      <w:hyperlink w:history="1" r:id="rIdar5hig3r0w_iawwhb5ljw">
         <w:r>
           <w:rPr>
             <w:rFonts w:ascii="Arial" w:cs="Arial" w:eastAsia="Arial" w:hAnsi="Arial"/>

--- a/data/outputs/v2/Core_Mathematics/SS3.2_Probability_I/Core_Mathematics_Probability_I_SummaryTable.docx
+++ b/data/outputs/v2/Core_Mathematics/SS3.2_Probability_I/Core_Mathematics_Probability_I_SummaryTable.docx
@@ -4,6 +4,7 @@
   <w:body>
     <w:p>
       <w:pPr>
+        <w:keepNext w:val="false"/>
         <w:spacing w:after="30" w:before="0"/>
         <w:jc w:val="center"/>
       </w:pPr>
@@ -23,6 +24,7 @@
     </w:p>
     <w:p>
       <w:pPr>
+        <w:keepNext w:val="false"/>
         <w:spacing w:after="60" w:before="0"/>
         <w:jc w:val="center"/>
       </w:pPr>
@@ -81,6 +83,7 @@
           </w:tcPr>
           <w:p>
             <w:pPr>
+              <w:keepNext w:val="false"/>
               <w:spacing w:after="40" w:before="0"/>
               <w:jc w:val="center"/>
             </w:pPr>
@@ -115,6 +118,7 @@
           </w:tcPr>
           <w:p>
             <w:pPr>
+              <w:keepNext w:val="false"/>
               <w:spacing w:after="40" w:before="0"/>
               <w:jc w:val="left"/>
             </w:pPr>
@@ -147,6 +151,7 @@
           </w:tcPr>
           <w:p>
             <w:pPr>
+              <w:keepNext w:val="false"/>
               <w:spacing w:after="40" w:before="0"/>
               <w:jc w:val="left"/>
             </w:pPr>
@@ -181,6 +186,7 @@
           </w:tcPr>
           <w:p>
             <w:pPr>
+              <w:keepNext w:val="false"/>
               <w:spacing w:after="40" w:before="0"/>
               <w:jc w:val="left"/>
             </w:pPr>
@@ -213,6 +219,7 @@
           </w:tcPr>
           <w:p>
             <w:pPr>
+              <w:keepNext w:val="false"/>
               <w:spacing w:after="40" w:before="0"/>
               <w:jc w:val="left"/>
             </w:pPr>
@@ -273,6 +280,7 @@
           </w:tcPr>
           <w:p>
             <w:pPr>
+              <w:keepNext w:val="false"/>
               <w:spacing w:after="40" w:before="0"/>
               <w:jc w:val="center"/>
             </w:pPr>
@@ -307,6 +315,7 @@
           </w:tcPr>
           <w:p>
             <w:pPr>
+              <w:keepNext w:val="false"/>
               <w:spacing w:after="40" w:before="0"/>
               <w:jc w:val="left"/>
             </w:pPr>
@@ -369,6 +378,7 @@
           </w:tcPr>
           <w:p>
             <w:pPr>
+              <w:keepNext w:val="false"/>
               <w:spacing w:after="40" w:before="0"/>
               <w:jc w:val="left"/>
             </w:pPr>
@@ -401,6 +411,7 @@
           </w:tcPr>
           <w:p>
             <w:pPr>
+              <w:keepNext w:val="false"/>
               <w:spacing w:after="40" w:before="0"/>
               <w:jc w:val="left"/>
             </w:pPr>
@@ -433,6 +444,7 @@
           </w:tcPr>
           <w:p>
             <w:pPr>
+              <w:keepNext w:val="false"/>
               <w:spacing w:after="40" w:before="0"/>
               <w:jc w:val="left"/>
             </w:pPr>
@@ -465,6 +477,7 @@
           </w:tcPr>
           <w:p>
             <w:pPr>
+              <w:keepNext w:val="false"/>
               <w:spacing w:after="40" w:before="0"/>
               <w:jc w:val="left"/>
             </w:pPr>
@@ -499,6 +512,7 @@
           </w:tcPr>
           <w:p>
             <w:pPr>
+              <w:keepNext w:val="false"/>
               <w:spacing w:after="40" w:before="0"/>
               <w:jc w:val="left"/>
             </w:pPr>
@@ -518,6 +532,7 @@
           </w:p>
           <w:p>
             <w:pPr>
+              <w:keepNext w:val="false"/>
               <w:spacing w:after="40" w:before="0"/>
               <w:jc w:val="left"/>
             </w:pPr>
@@ -550,6 +565,7 @@
           </w:tcPr>
           <w:p>
             <w:pPr>
+              <w:keepNext w:val="false"/>
               <w:spacing w:after="40" w:before="0"/>
               <w:jc w:val="left"/>
             </w:pPr>
@@ -582,6 +598,7 @@
           </w:tcPr>
           <w:p>
             <w:pPr>
+              <w:keepNext w:val="false"/>
               <w:spacing w:after="40" w:before="0"/>
               <w:jc w:val="left"/>
             </w:pPr>
@@ -614,6 +631,7 @@
           </w:tcPr>
           <w:p>
             <w:pPr>
+              <w:keepNext w:val="false"/>
               <w:spacing w:after="40" w:before="0"/>
               <w:jc w:val="left"/>
             </w:pPr>
@@ -648,6 +666,7 @@
           </w:tcPr>
           <w:p>
             <w:pPr>
+              <w:keepNext w:val="false"/>
               <w:spacing w:after="40" w:before="0"/>
               <w:jc w:val="left"/>
             </w:pPr>
@@ -667,6 +686,7 @@
           </w:p>
           <w:p>
             <w:pPr>
+              <w:keepNext w:val="false"/>
               <w:spacing w:after="40" w:before="0"/>
               <w:jc w:val="left"/>
             </w:pPr>
@@ -699,6 +719,7 @@
           </w:tcPr>
           <w:p>
             <w:pPr>
+              <w:keepNext w:val="false"/>
               <w:spacing w:after="40" w:before="0"/>
               <w:jc w:val="left"/>
             </w:pPr>
@@ -731,6 +752,7 @@
           </w:tcPr>
           <w:p>
             <w:pPr>
+              <w:keepNext w:val="false"/>
               <w:spacing w:after="40" w:before="0"/>
               <w:jc w:val="left"/>
             </w:pPr>
@@ -763,6 +785,7 @@
           </w:tcPr>
           <w:p>
             <w:pPr>
+              <w:keepNext w:val="false"/>
               <w:spacing w:after="40" w:before="0"/>
               <w:jc w:val="left"/>
             </w:pPr>
@@ -797,6 +820,7 @@
           </w:tcPr>
           <w:p>
             <w:pPr>
+              <w:keepNext w:val="false"/>
               <w:spacing w:after="40" w:before="0"/>
               <w:jc w:val="left"/>
             </w:pPr>
@@ -816,6 +840,7 @@
           </w:p>
           <w:p>
             <w:pPr>
+              <w:keepNext w:val="false"/>
               <w:spacing w:after="40" w:before="0"/>
               <w:jc w:val="left"/>
             </w:pPr>
@@ -848,6 +873,7 @@
           </w:tcPr>
           <w:p>
             <w:pPr>
+              <w:keepNext w:val="false"/>
               <w:spacing w:after="40" w:before="0"/>
               <w:jc w:val="left"/>
             </w:pPr>
@@ -880,6 +906,7 @@
           </w:tcPr>
           <w:p>
             <w:pPr>
+              <w:keepNext w:val="false"/>
               <w:spacing w:after="40" w:before="0"/>
               <w:jc w:val="left"/>
             </w:pPr>
@@ -912,6 +939,7 @@
           </w:tcPr>
           <w:p>
             <w:pPr>
+              <w:keepNext w:val="false"/>
               <w:spacing w:after="40" w:before="0"/>
               <w:jc w:val="left"/>
             </w:pPr>
@@ -946,6 +974,7 @@
           </w:tcPr>
           <w:p>
             <w:pPr>
+              <w:keepNext w:val="false"/>
               <w:spacing w:after="40" w:before="0"/>
               <w:jc w:val="left"/>
             </w:pPr>
@@ -965,6 +994,7 @@
           </w:p>
           <w:p>
             <w:pPr>
+              <w:keepNext w:val="false"/>
               <w:spacing w:after="40" w:before="0"/>
               <w:jc w:val="left"/>
             </w:pPr>
@@ -997,6 +1027,7 @@
           </w:tcPr>
           <w:p>
             <w:pPr>
+              <w:keepNext w:val="false"/>
               <w:spacing w:after="40" w:before="0"/>
               <w:jc w:val="left"/>
             </w:pPr>
@@ -1029,6 +1060,7 @@
           </w:tcPr>
           <w:p>
             <w:pPr>
+              <w:keepNext w:val="false"/>
               <w:spacing w:after="40" w:before="0"/>
               <w:jc w:val="left"/>
             </w:pPr>
@@ -1061,6 +1093,7 @@
           </w:tcPr>
           <w:p>
             <w:pPr>
+              <w:keepNext w:val="false"/>
               <w:spacing w:after="40" w:before="0"/>
               <w:jc w:val="left"/>
             </w:pPr>
@@ -1095,6 +1128,7 @@
           </w:tcPr>
           <w:p>
             <w:pPr>
+              <w:keepNext w:val="false"/>
               <w:spacing w:after="40" w:before="0"/>
               <w:jc w:val="left"/>
             </w:pPr>
@@ -1114,6 +1148,7 @@
           </w:p>
           <w:p>
             <w:pPr>
+              <w:keepNext w:val="false"/>
               <w:spacing w:after="40" w:before="0"/>
               <w:jc w:val="left"/>
             </w:pPr>
@@ -1146,6 +1181,7 @@
           </w:tcPr>
           <w:p>
             <w:pPr>
+              <w:keepNext w:val="false"/>
               <w:spacing w:after="40" w:before="0"/>
               <w:jc w:val="left"/>
             </w:pPr>
@@ -1178,6 +1214,7 @@
           </w:tcPr>
           <w:p>
             <w:pPr>
+              <w:keepNext w:val="false"/>
               <w:spacing w:after="40" w:before="0"/>
               <w:jc w:val="left"/>
             </w:pPr>
@@ -1210,6 +1247,7 @@
           </w:tcPr>
           <w:p>
             <w:pPr>
+              <w:keepNext w:val="false"/>
               <w:spacing w:after="40" w:before="0"/>
               <w:jc w:val="left"/>
             </w:pPr>
@@ -1244,6 +1282,7 @@
           </w:tcPr>
           <w:p>
             <w:pPr>
+              <w:keepNext w:val="false"/>
               <w:spacing w:after="40" w:before="0"/>
               <w:jc w:val="left"/>
             </w:pPr>
@@ -1263,6 +1302,7 @@
           </w:p>
           <w:p>
             <w:pPr>
+              <w:keepNext w:val="false"/>
               <w:spacing w:after="40" w:before="0"/>
               <w:jc w:val="left"/>
             </w:pPr>
@@ -1295,6 +1335,7 @@
           </w:tcPr>
           <w:p>
             <w:pPr>
+              <w:keepNext w:val="false"/>
               <w:spacing w:after="40" w:before="0"/>
               <w:jc w:val="left"/>
             </w:pPr>
@@ -1327,6 +1368,7 @@
           </w:tcPr>
           <w:p>
             <w:pPr>
+              <w:keepNext w:val="false"/>
               <w:spacing w:after="40" w:before="0"/>
               <w:jc w:val="left"/>
             </w:pPr>
@@ -1359,6 +1401,7 @@
           </w:tcPr>
           <w:p>
             <w:pPr>
+              <w:keepNext w:val="false"/>
               <w:spacing w:after="40" w:before="0"/>
               <w:jc w:val="left"/>
             </w:pPr>
@@ -1393,6 +1436,7 @@
           </w:tcPr>
           <w:p>
             <w:pPr>
+              <w:keepNext w:val="false"/>
               <w:spacing w:after="40" w:before="0"/>
               <w:jc w:val="left"/>
             </w:pPr>
@@ -1412,6 +1456,7 @@
           </w:p>
           <w:p>
             <w:pPr>
+              <w:keepNext w:val="false"/>
               <w:spacing w:after="40" w:before="0"/>
               <w:jc w:val="left"/>
             </w:pPr>
@@ -1444,6 +1489,7 @@
           </w:tcPr>
           <w:p>
             <w:pPr>
+              <w:keepNext w:val="false"/>
               <w:spacing w:after="40" w:before="0"/>
               <w:jc w:val="left"/>
             </w:pPr>
@@ -1476,6 +1522,7 @@
           </w:tcPr>
           <w:p>
             <w:pPr>
+              <w:keepNext w:val="false"/>
               <w:spacing w:after="40" w:before="0"/>
               <w:jc w:val="left"/>
             </w:pPr>
@@ -1508,6 +1555,7 @@
           </w:tcPr>
           <w:p>
             <w:pPr>
+              <w:keepNext w:val="false"/>
               <w:spacing w:after="40" w:before="0"/>
               <w:jc w:val="left"/>
             </w:pPr>
@@ -1542,6 +1590,7 @@
           </w:tcPr>
           <w:p>
             <w:pPr>
+              <w:keepNext w:val="false"/>
               <w:spacing w:after="40" w:before="0"/>
               <w:jc w:val="left"/>
             </w:pPr>
@@ -1561,6 +1610,7 @@
           </w:p>
           <w:p>
             <w:pPr>
+              <w:keepNext w:val="false"/>
               <w:spacing w:after="40" w:before="0"/>
               <w:jc w:val="left"/>
             </w:pPr>
@@ -1593,6 +1643,7 @@
           </w:tcPr>
           <w:p>
             <w:pPr>
+              <w:keepNext w:val="false"/>
               <w:spacing w:after="40" w:before="0"/>
               <w:jc w:val="left"/>
             </w:pPr>
@@ -1625,6 +1676,7 @@
           </w:tcPr>
           <w:p>
             <w:pPr>
+              <w:keepNext w:val="false"/>
               <w:spacing w:after="40" w:before="0"/>
               <w:jc w:val="left"/>
             </w:pPr>
@@ -1657,6 +1709,7 @@
           </w:tcPr>
           <w:p>
             <w:pPr>
+              <w:keepNext w:val="false"/>
               <w:spacing w:after="40" w:before="0"/>
               <w:jc w:val="left"/>
             </w:pPr>
@@ -1795,7 +1848,7 @@
         </w:rPr>
         <w:t xml:space="preserve">© 2026 SeaVuria and ARES. This work is licensed under a </w:t>
       </w:r>
-      <w:hyperlink w:history="1" r:id="rIdhmfrid7v_aszln75atluy">
+      <w:hyperlink w:history="1" r:id="rIdrsg_h18qxufcaggt4gikl">
         <w:r>
           <w:rPr>
             <w:rFonts w:ascii="Arial" w:cs="Arial" w:eastAsia="Arial" w:hAnsi="Arial"/>
@@ -1815,7 +1868,7 @@
         </w:rPr>
         <w:t xml:space="preserve"> (</w:t>
       </w:r>
-      <w:hyperlink w:history="1" r:id="rIds4smojm8qob9ynqscng3u">
+      <w:hyperlink w:history="1" r:id="rIddfs3ntjvz2z9z_sxmd3vk">
         <w:r>
           <w:rPr>
             <w:rFonts w:ascii="Arial" w:cs="Arial" w:eastAsia="Arial" w:hAnsi="Arial"/>
@@ -1835,7 +1888,7 @@
         </w:rPr>
         <w:t xml:space="preserve">). To view a copy of this license, visit </w:t>
       </w:r>
-      <w:hyperlink w:history="1" r:id="rIdar5hig3r0w_iawwhb5ljw">
+      <w:hyperlink w:history="1" r:id="rIdvg5aka7oje_emt0ozgyuu">
         <w:r>
           <w:rPr>
             <w:rFonts w:ascii="Arial" w:cs="Arial" w:eastAsia="Arial" w:hAnsi="Arial"/>

--- a/data/outputs/v2/Core_Mathematics/SS3.2_Probability_I/Core_Mathematics_Probability_I_SummaryTable.docx
+++ b/data/outputs/v2/Core_Mathematics/SS3.2_Probability_I/Core_Mathematics_Probability_I_SummaryTable.docx
@@ -1848,7 +1848,7 @@
         </w:rPr>
         <w:t xml:space="preserve">© 2026 SeaVuria and ARES. This work is licensed under a </w:t>
       </w:r>
-      <w:hyperlink w:history="1" r:id="rIdrsg_h18qxufcaggt4gikl">
+      <w:hyperlink w:history="1" r:id="rIdjtfznquz1blevltaxeadi">
         <w:r>
           <w:rPr>
             <w:rFonts w:ascii="Arial" w:cs="Arial" w:eastAsia="Arial" w:hAnsi="Arial"/>
@@ -1868,7 +1868,7 @@
         </w:rPr>
         <w:t xml:space="preserve"> (</w:t>
       </w:r>
-      <w:hyperlink w:history="1" r:id="rIddfs3ntjvz2z9z_sxmd3vk">
+      <w:hyperlink w:history="1" r:id="rIdxjldj6pqqb_2to9jaqojf">
         <w:r>
           <w:rPr>
             <w:rFonts w:ascii="Arial" w:cs="Arial" w:eastAsia="Arial" w:hAnsi="Arial"/>
@@ -1888,7 +1888,7 @@
         </w:rPr>
         <w:t xml:space="preserve">). To view a copy of this license, visit </w:t>
       </w:r>
-      <w:hyperlink w:history="1" r:id="rIdvg5aka7oje_emt0ozgyuu">
+      <w:hyperlink w:history="1" r:id="rIddnqdyu_jbkgyc5qzq_fhf">
         <w:r>
           <w:rPr>
             <w:rFonts w:ascii="Arial" w:cs="Arial" w:eastAsia="Arial" w:hAnsi="Arial"/>
